--- a/Lab-2/Lab2_Reflection.docx
+++ b/Lab-2/Lab2_Reflection.docx
@@ -4,7 +4,7 @@
   <w:body>
     <w:p>
       <w:r>
-        <w:t>In Lab 2, I worked on FizzBuzz, movie budget calculations, and a simple OOP example. The main difficulty was the order of the FizzBuzz conditions because numbers divisible by both 3 and 5 must be checked first. I solved it by checking FizzBuzz before Fizz and Buzz. I used a list of movies to calculate the average budget and compared each movie with the average. In the last part, I used inheritance so Car and Motorcycle could use their own start_engine method.</w:t>
+        <w:t>Lab 2 had three small tasks. FizzBuzz looked easy, but the order of conditions matters a lot in it. In my first try, 15 printed only "Fizz" because the % 3 condition came before the combined one, so I moved the both-divisible check to the top. For the movie task I used a list of tuples. The average budget came to 150.3 million and four movies were above it. The OOP part was new for me. When I made Car and Motorcycle inherit from Vehicle and wrote a separate start_engine in each class, method overriding became clear in a practical way.</w:t>
       </w:r>
     </w:p>
     <w:sectPr>
@@ -381,7 +381,7 @@
     <w:qFormat/>
     <w:rsid w:val="00FC693F"/>
     <w:rPr>
-      <w:rFonts w:ascii="Arial" w:hAnsi="Arial"/>
+      <w:rFonts w:ascii="Calibri" w:hAnsi="Calibri"/>
       <w:sz w:val="22"/>
     </w:rPr>
   </w:style>
